--- a/resume/roles/ml-engineer/Archit_Agrawal_Machine_Learning_Engineer_Detailed.docx
+++ b/resume/roles/ml-engineer/Archit_Agrawal_Machine_Learning_Engineer_Detailed.docx
@@ -29,7 +29,7 @@
           <w:szCs w:val="18"/>
           <w:color w:val="111111"/>
         </w:rPr>
-        <w:t xml:space="preserve">Phoenix, AZ</w:t>
+        <w:t xml:space="preserve">San Francisco Bay Area</w:t>
       </w:r>
       <w:r>
         <w:rPr>
@@ -795,7 +795,7 @@
           <w:b/>
           <w:color w:val="111111"/>
         </w:rPr>
-        <w:t xml:space="preserve">07/2025 - 05/2026</w:t>
+        <w:t xml:space="preserve">07/2025 - 06/2026</w:t>
       </w:r>
     </w:p>
     <w:p>
@@ -2041,40 +2041,40 @@
           <w:szCs w:val="19"/>
           <w:color w:val="111111"/>
         </w:rPr>
-        <w:t xml:space="preserve">Reverse-engineered an undocumented utility portal into a read-only TypeScript MCP server with Zod-validated tool schemas, normalized meter data and typed errors an agent can act on.</w:t>
-      </w:r>
-    </w:p>
-    <w:p>
-      <w:pPr>
-        <w:spacing w:before="0" w:after="10" w:line="240" w:lineRule="auto"/>
-        <w:ind w:left="200" w:hanging="200"/>
-      </w:pPr>
-      <w:r>
-        <w:rPr>
-          <w:rFonts w:ascii="Lato" w:hAnsi="Lato" w:cs="Lato"/>
-          <w:sz w:val="19"/>
-          <w:szCs w:val="19"/>
-          <w:color w:val="111111"/>
-        </w:rPr>
-        <w:t xml:space="preserve">•</w:t>
-      </w:r>
-      <w:r>
-        <w:rPr>
-          <w:rFonts w:ascii="Lato" w:hAnsi="Lato" w:cs="Lato"/>
-          <w:sz w:val="19"/>
-          <w:szCs w:val="19"/>
-          <w:color w:val="111111"/>
-        </w:rPr>
-        <w:t xml:space="preserve">  </w:t>
-      </w:r>
-      <w:r>
-        <w:rPr>
-          <w:rFonts w:ascii="Lato" w:hAnsi="Lato" w:cs="Lato"/>
-          <w:sz w:val="19"/>
-          <w:szCs w:val="19"/>
-          <w:color w:val="111111"/>
-        </w:rPr>
-        <w:t xml:space="preserve">Kept every tool read-only, so an agent exploring an undocumented portal cannot change a billing setting.</w:t>
+        <w:t xml:space="preserve">Built a Python MCP server on FastMCP that logs into an undocumented utility portal and gives AI agents 7 tools and 4 analysis prompts for billing, usage, payments and outages, with a one-click setup wizard.</w:t>
+      </w:r>
+    </w:p>
+    <w:p>
+      <w:pPr>
+        <w:spacing w:before="0" w:after="10" w:line="240" w:lineRule="auto"/>
+        <w:ind w:left="200" w:hanging="200"/>
+      </w:pPr>
+      <w:r>
+        <w:rPr>
+          <w:rFonts w:ascii="Lato" w:hAnsi="Lato" w:cs="Lato"/>
+          <w:sz w:val="19"/>
+          <w:szCs w:val="19"/>
+          <w:color w:val="111111"/>
+        </w:rPr>
+        <w:t xml:space="preserve">•</w:t>
+      </w:r>
+      <w:r>
+        <w:rPr>
+          <w:rFonts w:ascii="Lato" w:hAnsi="Lato" w:cs="Lato"/>
+          <w:sz w:val="19"/>
+          <w:szCs w:val="19"/>
+          <w:color w:val="111111"/>
+        </w:rPr>
+        <w:t xml:space="preserve">  </w:t>
+      </w:r>
+      <w:r>
+        <w:rPr>
+          <w:rFonts w:ascii="Lato" w:hAnsi="Lato" w:cs="Lato"/>
+          <w:sz w:val="19"/>
+          <w:szCs w:val="19"/>
+          <w:color w:val="111111"/>
+        </w:rPr>
+        <w:t xml:space="preserve">Reverse-engineered the portal's login flow and API calls, since the utility publishes no API documentation.</w:t>
       </w:r>
     </w:p>
     <w:p>

--- a/resume/roles/ml-engineer/Archit_Agrawal_Machine_Learning_Engineer_Detailed.docx
+++ b/resume/roles/ml-engineer/Archit_Agrawal_Machine_Learning_Engineer_Detailed.docx
@@ -239,7 +239,7 @@
           <w:szCs w:val="22"/>
           <w:color w:val="111111"/>
         </w:rPr>
-        <w:t xml:space="preserve">Own architecture and delivery of an AI survey analytics platform on AWS Bedrock and Step Functions, with cited answers and deterministic calculations.</w:t>
+        <w:t xml:space="preserve">Own architecture and delivery of an AI analytics platform for any structured dataset on AWS Bedrock and Step Functions, with cited answers and deterministic calculations.</w:t>
       </w:r>
     </w:p>
     <w:p>
@@ -338,40 +338,40 @@
           <w:szCs w:val="22"/>
           <w:color w:val="111111"/>
         </w:rPr>
-        <w:t xml:space="preserve">Cut incorrect answers 85% in an evaluation against 164 published survey figures by adding answer verification before display.</w:t>
-      </w:r>
-    </w:p>
-    <w:p>
-      <w:pPr>
-        <w:spacing w:before="0" w:after="10" w:line="240" w:lineRule="auto"/>
-        <w:ind w:left="200" w:hanging="200"/>
-      </w:pPr>
-      <w:r>
-        <w:rPr>
-          <w:rFonts w:ascii="Lato" w:hAnsi="Lato" w:cs="Lato"/>
-          <w:sz w:val="22"/>
-          <w:szCs w:val="22"/>
-          <w:color w:val="111111"/>
-        </w:rPr>
-        <w:t xml:space="preserve">•</w:t>
-      </w:r>
-      <w:r>
-        <w:rPr>
-          <w:rFonts w:ascii="Lato" w:hAnsi="Lato" w:cs="Lato"/>
-          <w:sz w:val="22"/>
-          <w:szCs w:val="22"/>
-          <w:color w:val="111111"/>
-        </w:rPr>
-        <w:t xml:space="preserve">  </w:t>
-      </w:r>
-      <w:r>
-        <w:rPr>
-          <w:rFonts w:ascii="Lato" w:hAnsi="Lato" w:cs="Lato"/>
-          <w:sz w:val="22"/>
-          <w:szCs w:val="22"/>
-          <w:color w:val="111111"/>
-        </w:rPr>
-        <w:t xml:space="preserve">Increased recovery of reference headline findings from 13% to 52–59% on held-out surveys using LLM-selected analyses and deterministic calculations.</w:t>
+        <w:t xml:space="preserve">Cut incorrect answers 85% in an evaluation against 164 published benchmark figures by adding answer verification before display.</w:t>
+      </w:r>
+    </w:p>
+    <w:p>
+      <w:pPr>
+        <w:spacing w:before="0" w:after="10" w:line="240" w:lineRule="auto"/>
+        <w:ind w:left="200" w:hanging="200"/>
+      </w:pPr>
+      <w:r>
+        <w:rPr>
+          <w:rFonts w:ascii="Lato" w:hAnsi="Lato" w:cs="Lato"/>
+          <w:sz w:val="22"/>
+          <w:szCs w:val="22"/>
+          <w:color w:val="111111"/>
+        </w:rPr>
+        <w:t xml:space="preserve">•</w:t>
+      </w:r>
+      <w:r>
+        <w:rPr>
+          <w:rFonts w:ascii="Lato" w:hAnsi="Lato" w:cs="Lato"/>
+          <w:sz w:val="22"/>
+          <w:szCs w:val="22"/>
+          <w:color w:val="111111"/>
+        </w:rPr>
+        <w:t xml:space="preserve">  </w:t>
+      </w:r>
+      <w:r>
+        <w:rPr>
+          <w:rFonts w:ascii="Lato" w:hAnsi="Lato" w:cs="Lato"/>
+          <w:sz w:val="22"/>
+          <w:szCs w:val="22"/>
+          <w:color w:val="111111"/>
+        </w:rPr>
+        <w:t xml:space="preserve">Increased recovery of reference headline findings from 13% to 52–59% on held-out datasets using LLM-selected analyses and deterministic calculations.</w:t>
       </w:r>
     </w:p>
     <w:p>
@@ -1239,7 +1239,7 @@
           <w:i/>
           <w:color w:val="111111"/>
         </w:rPr>
-        <w:t xml:space="preserve">Software Engineer | Intern Jan–Jun 2022; engineer Jun 2022–Jul 2023</w:t>
+        <w:t xml:space="preserve">Software Engineer</w:t>
       </w:r>
       <w:r>
         <w:tab/>

--- a/resume/roles/ml-engineer/Archit_Agrawal_Machine_Learning_Engineer_Detailed.docx
+++ b/resume/roles/ml-engineer/Archit_Agrawal_Machine_Learning_Engineer_Detailed.docx
@@ -239,40 +239,40 @@
           <w:szCs w:val="21"/>
           <w:color w:val="111111"/>
         </w:rPr>
-        <w:t xml:space="preserve">Own architecture and delivery of an AI analytics platform for any structured dataset on AWS Bedrock and Step Functions, with cited answers and deterministic calculations.</w:t>
-      </w:r>
-    </w:p>
-    <w:p>
-      <w:pPr>
-        <w:spacing w:before="0" w:after="10" w:line="248" w:lineRule="exact"/>
-        <w:ind w:left="200" w:hanging="200"/>
-      </w:pPr>
-      <w:r>
-        <w:rPr>
-          <w:rFonts w:ascii="Lato" w:hAnsi="Lato" w:cs="Lato"/>
-          <w:sz w:val="21"/>
-          <w:szCs w:val="21"/>
-          <w:color w:val="111111"/>
-        </w:rPr>
-        <w:t xml:space="preserve">•</w:t>
-      </w:r>
-      <w:r>
-        <w:rPr>
-          <w:rFonts w:ascii="Lato" w:hAnsi="Lato" w:cs="Lato"/>
-          <w:sz w:val="21"/>
-          <w:szCs w:val="21"/>
-          <w:color w:val="111111"/>
-        </w:rPr>
-        <w:t xml:space="preserve">  </w:t>
-      </w:r>
-      <w:r>
-        <w:rPr>
-          <w:rFonts w:ascii="Lato" w:hAnsi="Lato" w:cs="Lato"/>
-          <w:sz w:val="21"/>
-          <w:szCs w:val="21"/>
-          <w:color w:val="111111"/>
-        </w:rPr>
-        <w:t xml:space="preserve">Validated 25 statistical tests and six causal estimators against SciPy and statsmodels; achieved 68% on StatQA test selection.</w:t>
+        <w:t xml:space="preserve">Own architecture and delivery of an AI analytics platform on AWS Bedrock and Step Functions that turns any structured dataset into cited, code-computed answers.</w:t>
+      </w:r>
+    </w:p>
+    <w:p>
+      <w:pPr>
+        <w:spacing w:before="0" w:after="10" w:line="248" w:lineRule="exact"/>
+        <w:ind w:left="200" w:hanging="200"/>
+      </w:pPr>
+      <w:r>
+        <w:rPr>
+          <w:rFonts w:ascii="Lato" w:hAnsi="Lato" w:cs="Lato"/>
+          <w:sz w:val="21"/>
+          <w:szCs w:val="21"/>
+          <w:color w:val="111111"/>
+        </w:rPr>
+        <w:t xml:space="preserve">•</w:t>
+      </w:r>
+      <w:r>
+        <w:rPr>
+          <w:rFonts w:ascii="Lato" w:hAnsi="Lato" w:cs="Lato"/>
+          <w:sz w:val="21"/>
+          <w:szCs w:val="21"/>
+          <w:color w:val="111111"/>
+        </w:rPr>
+        <w:t xml:space="preserve">  </w:t>
+      </w:r>
+      <w:r>
+        <w:rPr>
+          <w:rFonts w:ascii="Lato" w:hAnsi="Lato" w:cs="Lato"/>
+          <w:sz w:val="21"/>
+          <w:szCs w:val="21"/>
+          <w:color w:val="111111"/>
+        </w:rPr>
+        <w:t xml:space="preserve">Validated 25 statistical tests and six causal estimators against SciPy and statsmodels; scored 68% on a 100-question StatQA sample, against GPT-4o's best reported 64.83%.</w:t>
       </w:r>
     </w:p>
     <w:p>
@@ -371,40 +371,40 @@
           <w:szCs w:val="21"/>
           <w:color w:val="111111"/>
         </w:rPr>
-        <w:t xml:space="preserve">Increased recovery of reference headline findings from 13% to 52–59% on held-out datasets using LLM-selected analyses and deterministic calculations.</w:t>
-      </w:r>
-    </w:p>
-    <w:p>
-      <w:pPr>
-        <w:spacing w:before="0" w:after="10" w:line="248" w:lineRule="exact"/>
-        <w:ind w:left="200" w:hanging="200"/>
-      </w:pPr>
-      <w:r>
-        <w:rPr>
-          <w:rFonts w:ascii="Lato" w:hAnsi="Lato" w:cs="Lato"/>
-          <w:sz w:val="21"/>
-          <w:szCs w:val="21"/>
-          <w:color w:val="111111"/>
-        </w:rPr>
-        <w:t xml:space="preserve">•</w:t>
-      </w:r>
-      <w:r>
-        <w:rPr>
-          <w:rFonts w:ascii="Lato" w:hAnsi="Lato" w:cs="Lato"/>
-          <w:sz w:val="21"/>
-          <w:szCs w:val="21"/>
-          <w:color w:val="111111"/>
-        </w:rPr>
-        <w:t xml:space="preserve">  </w:t>
-      </w:r>
-      <w:r>
-        <w:rPr>
-          <w:rFonts w:ascii="Lato" w:hAnsi="Lato" w:cs="Lato"/>
-          <w:sz w:val="21"/>
-          <w:szCs w:val="21"/>
-          <w:color w:val="111111"/>
-        </w:rPr>
-        <w:t xml:space="preserve">Measured labeling F1 changes of 0.230 across models versus 0.007 across pipeline designs, prioritizing reliability improvements over orchestration complexity.</w:t>
+        <w:t xml:space="preserve">Quadrupled the headline findings automated reports recover, 13% to 52–59% on held-out datasets, by letting an LLM choose analyses while code computes every number.</w:t>
+      </w:r>
+    </w:p>
+    <w:p>
+      <w:pPr>
+        <w:spacing w:before="0" w:after="10" w:line="248" w:lineRule="exact"/>
+        <w:ind w:left="200" w:hanging="200"/>
+      </w:pPr>
+      <w:r>
+        <w:rPr>
+          <w:rFonts w:ascii="Lato" w:hAnsi="Lato" w:cs="Lato"/>
+          <w:sz w:val="21"/>
+          <w:szCs w:val="21"/>
+          <w:color w:val="111111"/>
+        </w:rPr>
+        <w:t xml:space="preserve">•</w:t>
+      </w:r>
+      <w:r>
+        <w:rPr>
+          <w:rFonts w:ascii="Lato" w:hAnsi="Lato" w:cs="Lato"/>
+          <w:sz w:val="21"/>
+          <w:szCs w:val="21"/>
+          <w:color w:val="111111"/>
+        </w:rPr>
+        <w:t xml:space="preserve">  </w:t>
+      </w:r>
+      <w:r>
+        <w:rPr>
+          <w:rFonts w:ascii="Lato" w:hAnsi="Lato" w:cs="Lato"/>
+          <w:sz w:val="21"/>
+          <w:szCs w:val="21"/>
+          <w:color w:val="111111"/>
+        </w:rPr>
+        <w:t xml:space="preserve">Showed model choice moves labeling F1 33x more than pipeline design (0.230 vs 0.007), redirecting the team toward reliability.</w:t>
       </w:r>
     </w:p>
     <w:p>
@@ -1738,7 +1738,7 @@
           <w:i/>
           <w:color w:val="111111"/>
         </w:rPr>
-        <w:t xml:space="preserve">Tempe, AZ, USA</w:t>
+        <w:t xml:space="preserve">Tempe, AZ</w:t>
       </w:r>
     </w:p>
     <w:p>
@@ -1801,7 +1801,7 @@
           <w:i/>
           <w:color w:val="111111"/>
         </w:rPr>
-        <w:t xml:space="preserve">India</w:t>
+        <w:t xml:space="preserve">Gandhinagar, India</w:t>
       </w:r>
     </w:p>
     <w:sectPr>

--- a/resume/roles/ml-engineer/Archit_Agrawal_Machine_Learning_Engineer_Detailed.docx
+++ b/resume/roles/ml-engineer/Archit_Agrawal_Machine_Learning_Engineer_Detailed.docx
@@ -469,7 +469,7 @@
           <w:b/>
           <w:color w:val="111111"/>
         </w:rPr>
-        <w:t xml:space="preserve">07/2025 - 06/2026</w:t>
+        <w:t xml:space="preserve">03/2025 - 06/2026</w:t>
       </w:r>
     </w:p>
     <w:p>

--- a/resume/roles/ml-engineer/Archit_Agrawal_Machine_Learning_Engineer_Detailed.docx
+++ b/resume/roles/ml-engineer/Archit_Agrawal_Machine_Learning_Engineer_Detailed.docx
@@ -1565,7 +1565,7 @@
           <w:szCs w:val="21"/>
           <w:color w:val="111111"/>
         </w:rPr>
-        <w:t xml:space="preserve">Implemented DPO, KTO and IPO preference-training variants; reduced DPO training loss from 0.68 to 0.47 on labeled pairs.</w:t>
+        <w:t xml:space="preserve">Fine-tuned with DPO, KTO and IPO preference training; reduced DPO training loss from 0.68 to 0.47 on labeled pairs.</w:t>
       </w:r>
     </w:p>
     <w:p>
